--- a/src/OpenXmlHtml.Tests/WordClickableImageTests.ImageAndTextInsideLink.Net.verified.docx
+++ b/src/OpenXmlHtml.Tests/WordClickableImageTests.ImageAndTextInsideLink.Net.verified.docx
@@ -39,8 +39,8 @@
         </w:r>
         <w:r>
           <w:rPr>
+            <w:color w:val="0563C1"/>
             <w:u w:val="single"/>
-            <w:color w:val="0563C1"/>
           </w:rPr>
           <w:t xml:space="preserve"> Visit site</w:t>
         </w:r>
